--- a/ky/wisdom-stories/discussion-and-conflict.docx
+++ b/ky/wisdom-stories/discussion-and-conflict.docx
@@ -57,7 +57,7 @@
           <w:sz w:val="22"/>
           <w:lang w:val="ky-KG"/>
         </w:rPr>
-        <w:t>Кезек Камалга келди. Ал да башкалардай аткарган иштери боюнча отчёт берди, бирок кесиптештеринен жардам күткөндөй, туш болгон көйгөйүн кененирээк түшүндүрдү. Сөзүн бүтөрү менен Надир айыптаган үн менен: «Күнөөлүү өзүңсүң, сенин айыңдан биздин да иш токтоп, эч нерсе кыла албай жатабыз», — деп баарынын көзүнчө Камалды какшыктады. Бөлмөдөгүлөр катып калышты. Камал өзүн коёрго жер таппай, эмне кыларын билбей турду.</w:t>
+        <w:t>Кезек Камалга келди. Ал да башкалардай аткарган иштери боюнча отчёт берди, бирок кесиптештеринен жардам күткөндөй, туш болгон көйгөйүн кененирээк түшүндүрдү. Сөзүн бүтөрү менен Надир айыптаган үн менен: «Күнөөлүү өзүңсүң, сенин айыңдан биздин да иш токтоп, эч нерсе кыла албай жатабыз», — деп баарынын көзүнчө Камалды айыптап тилди. Бөлмөдөгүлөр катып калышты. Камал өзүн коёрго жер таппай, эмне кыларын билбей турду.</w:t>
       </w:r>
     </w:p>
     <w:p>
@@ -75,7 +75,7 @@
           <w:sz w:val="22"/>
           <w:lang w:val="ky-KG"/>
         </w:rPr>
-        <w:t>Долбоордун жетекчиси катары Жавид мырза бул сөз күчөп, жаңжалга айланып кетпесин деп дароо кийлигишти да топко кайрылды: «Балдар, кааласаңар бүгүнкү талкууну бүтүрөлү, бул маселени болсо өзүнчө бир убакта чечебиз». Баары тарап кетти.</w:t>
+        <w:t>Долбоордун жетекчиси катары Жавид мырза бул сөз күчөп, жаңжалга айланып кетпесин деп дароо кийлигишти да топко кайрылды: «Балдар, келиңиздер бүгүнкү талкууну бүтүрөлү, бул маселени болсо өзүнчө бир убакта чечебиз». Баары тарап кетти.</w:t>
       </w:r>
     </w:p>
     <w:p>
@@ -93,7 +93,7 @@
           <w:sz w:val="22"/>
           <w:lang w:val="ky-KG"/>
         </w:rPr>
-        <w:t>Жавид мырза эмне кыларын жакшы билчү: жекече жолугуп, достук маанайда сүйлөшүү. Ал Надирди бир чыны чай ичели деген шылтоо менен компаниянын кафесине чакырды. Аркы-беркини сүйлөшкөндөн кийин негизги маселеге өтүп, токтоолугун жоготпой, жай гана мындай деди: «Уулум, бүгүн Камалга жасаган мамилең абдан туура эмес болду. Иштин чоо-жайын билбей туруп кимдир бирөөнү, анын үстүнө башкалардын көзүнчө күнөөлөө — жарабаган иш. Өзүңдү анын ордуна коюп көр. Адам бизден жардам күтүп турса, биз аны айыптап жатабыз. Камал биз чогуу отуруп ойлонуп, маселенин чечимин бирге табабыз деп күткөнүнө ишенем».</w:t>
+        <w:t>Жавид мырза эмне кыларын жакшы билчү: жекече жолугуп, достук маанайда сүйлөшүү. Ал Надирди бир чыны чай ичели деген шылтоо менен компаниянын кафесине чакырды. Аркы-беркини сүйлөшкөндөн кийин негизги маселеге өтүп, токтоолугун жоготпой, жай гана мындай деди: «Уулум, бүгүн Камалга жасаган мамилең абдан туура эмес болду. Иштин чоо-жайын билбей туруп кимдир бирөөнү, анын үстүнө башкалардын көзүнчө күнөөлөө — жарабаган иш. Өзүңдү анын ордуна коюп көр. Адам бизден жардам күтүп турганда айыпталат. Камал биз чогуу отуруп ойлонуп, маселенин чечимин бирге табабыз деп күткөнүнө ишенем».</w:t>
       </w:r>
     </w:p>
     <w:p>
@@ -129,7 +129,7 @@
           <w:sz w:val="22"/>
           <w:lang w:val="ky-KG"/>
         </w:rPr>
-        <w:t>Кийинчерээк мүмкүнчүлүк болгон сайын, ал экөөнүн ортосундагы ушул маекти эстеп, Жавид мырзага дайыма ыраазы экенин айтып жүрдү. Дагы бир маанилүү жагдай — компанияда бул сүйлөшүү жөнүндө эч ким билген эмес.</w:t>
+        <w:t>Кийинчерээк Надир бул маекти эстеген сайын Жавид мырзага ыраазычылык билдирчү. Ал дагы бир себептен ыраазы болчу — компанияда бул сүйлөшүү жөнүндө эч ким билген эмес.</w:t>
       </w:r>
     </w:p>
     <w:p>
@@ -153,7 +153,7 @@
           <w:sz w:val="22"/>
           <w:lang w:val="ky-KG"/>
         </w:rPr>
-        <w:t xml:space="preserve">Сабак: </w:t>
+        <w:t>Сабак: Жаңжалда кимдин туура экени, талкууда болсо эмненин туура экени иликтенет. Чындыкты тапкың келсе, талашпа, талкуула.</w:t>
       </w:r>
       <w:r>
         <w:rPr>
@@ -162,7 +162,6 @@
           <w:sz w:val="22"/>
           <w:lang w:val="ky-KG"/>
         </w:rPr>
-        <w:t>Жаңжалда ар ким өзүнүкүн туура дейт, талкууда болсо туура чечим изделет. Адамды айыптоого шашпай, маселени чогуу чеч.</w:t>
       </w:r>
     </w:p>
     <w:p>
@@ -182,7 +181,7 @@
           <w:sz w:val="18"/>
           <w:lang w:val="ky-KG"/>
         </w:rPr>
-        <w:t>Окуя ачык интернет булактарынан алынды.</w:t>
+        <w:t>Бахтияр Сиражов</w:t>
       </w:r>
     </w:p>
     <w:sectPr>
